--- a/Git.docx
+++ b/Git.docx
@@ -566,6 +566,19 @@
       <w:proofErr w:type="spellEnd"/>
       <w:r>
         <w:t>).</w:t>
+      </w:r>
+    </w:p>
+    <w:p>
+      <w:pPr>
+        <w:ind w:left="360"/>
+      </w:pPr>
+    </w:p>
+    <w:p>
+      <w:pPr>
+        <w:ind w:left="360"/>
+      </w:pPr>
+      <w:r>
+        <w:t>73.3: 8.11</w:t>
       </w:r>
       <w:bookmarkStart w:id="0" w:name="_GoBack"/>
       <w:bookmarkEnd w:id="0"/>

--- a/Git.docx
+++ b/Git.docx
@@ -15,13 +15,8 @@
           <w:numId w:val="1"/>
         </w:numPr>
       </w:pPr>
-      <w:proofErr w:type="spellStart"/>
-      <w:r>
-        <w:t>Git</w:t>
-      </w:r>
-      <w:proofErr w:type="spellEnd"/>
-      <w:r>
-        <w:t xml:space="preserve"> Branch</w:t>
+      <w:r>
+        <w:t>Git Branch</w:t>
       </w:r>
     </w:p>
     <w:p>
@@ -32,13 +27,8 @@
           <w:numId w:val="1"/>
         </w:numPr>
       </w:pPr>
-      <w:proofErr w:type="spellStart"/>
-      <w:r>
-        <w:t>theatiq@theatiq</w:t>
-      </w:r>
-      <w:proofErr w:type="spellEnd"/>
-      <w:r>
-        <w:t xml:space="preserve"> MINGW64 /d/Programming-Hero/Projects/Github-Collaboration/simple-landing-page (master)</w:t>
+      <w:r>
+        <w:t>theatiq@theatiq MINGW64 /d/Programming-Hero/Projects/Github-Collaboration/simple-landing-page (master)</w:t>
       </w:r>
     </w:p>
     <w:p>
@@ -50,21 +40,8 @@
         </w:numPr>
       </w:pPr>
       <w:r>
-        <w:t xml:space="preserve">$ </w:t>
-      </w:r>
-      <w:proofErr w:type="spellStart"/>
-      <w:r>
-        <w:t>git</w:t>
-      </w:r>
-      <w:proofErr w:type="spellEnd"/>
-      <w:r>
-        <w:t xml:space="preserve"> branch -M </w:t>
-      </w:r>
-      <w:proofErr w:type="spellStart"/>
-      <w:r>
-        <w:t>Atiqur</w:t>
-      </w:r>
-      <w:proofErr w:type="spellEnd"/>
+        <w:t>$ git branch -M Atiqur</w:t>
+      </w:r>
     </w:p>
     <w:p>
       <w:pPr>
@@ -79,65 +56,32 @@
           <w:numId w:val="1"/>
         </w:numPr>
       </w:pPr>
-      <w:proofErr w:type="spellStart"/>
-      <w:r>
-        <w:t>theatiq@theatiq</w:t>
-      </w:r>
-      <w:proofErr w:type="spellEnd"/>
-      <w:r>
-        <w:t xml:space="preserve"> MINGW64 /d/Programming-Hero/Projects/Github-Collaboration/simple-landing-page (</w:t>
-      </w:r>
-      <w:proofErr w:type="spellStart"/>
-      <w:r>
-        <w:t>Atiqur</w:t>
-      </w:r>
-      <w:proofErr w:type="spellEnd"/>
-      <w:r>
-        <w:t>)</w:t>
-      </w:r>
-    </w:p>
-    <w:p>
-      <w:pPr>
-        <w:ind w:left="360"/>
-      </w:pPr>
-      <w:r>
-        <w:t xml:space="preserve">$ </w:t>
-      </w:r>
-      <w:proofErr w:type="spellStart"/>
-      <w:proofErr w:type="gramStart"/>
-      <w:r>
-        <w:t>git</w:t>
-      </w:r>
-      <w:proofErr w:type="spellEnd"/>
-      <w:proofErr w:type="gramEnd"/>
-      <w:r>
-        <w:t xml:space="preserve"> remote -v</w:t>
-      </w:r>
-    </w:p>
-    <w:p>
-      <w:pPr>
-        <w:ind w:left="360"/>
-      </w:pPr>
-      <w:proofErr w:type="gramStart"/>
-      <w:r>
-        <w:t>origin  https</w:t>
-      </w:r>
-      <w:proofErr w:type="gramEnd"/>
-      <w:r>
-        <w:t>://github.com/theatiq/simple-landing-page.git (fetch)</w:t>
-      </w:r>
-    </w:p>
-    <w:p>
-      <w:pPr>
-        <w:ind w:left="360"/>
-      </w:pPr>
-      <w:proofErr w:type="gramStart"/>
-      <w:r>
-        <w:t>origin  https</w:t>
-      </w:r>
-      <w:proofErr w:type="gramEnd"/>
-      <w:r>
-        <w:t>://github.com/theatiq/simple-landing-page.git (push)</w:t>
+      <w:r>
+        <w:t>theatiq@theatiq MINGW64 /d/Programming-Hero/Projects/Github-Collaboration/simple-landing-page (Atiqur)</w:t>
+      </w:r>
+    </w:p>
+    <w:p>
+      <w:pPr>
+        <w:ind w:left="360"/>
+      </w:pPr>
+      <w:r>
+        <w:t>$ git remote -v</w:t>
+      </w:r>
+    </w:p>
+    <w:p>
+      <w:pPr>
+        <w:ind w:left="360"/>
+      </w:pPr>
+      <w:r>
+        <w:t>origin  https://github.com/theatiq/simple-landing-page.git (fetch)</w:t>
+      </w:r>
+    </w:p>
+    <w:p>
+      <w:pPr>
+        <w:ind w:left="360"/>
+      </w:pPr>
+      <w:r>
+        <w:t>origin  https://github.com/theatiq/simple-landing-page.git (push)</w:t>
       </w:r>
     </w:p>
     <w:p>
@@ -168,8 +112,6 @@
           <w:szCs w:val="21"/>
         </w:rPr>
       </w:pPr>
-      <w:proofErr w:type="spellStart"/>
-      <w:proofErr w:type="gramStart"/>
       <w:r>
         <w:rPr>
           <w:rFonts w:ascii="Courier New" w:eastAsia="Times New Roman" w:hAnsi="Courier New" w:cs="Courier New"/>
@@ -177,77 +119,97 @@
           <w:sz w:val="21"/>
           <w:szCs w:val="21"/>
         </w:rPr>
-        <w:t>git</w:t>
-      </w:r>
-      <w:proofErr w:type="spellEnd"/>
-      <w:proofErr w:type="gramEnd"/>
-      <w:r>
-        <w:rPr>
-          <w:rFonts w:ascii="Courier New" w:eastAsia="Times New Roman" w:hAnsi="Courier New" w:cs="Courier New"/>
-          <w:color w:val="1F2328"/>
-          <w:sz w:val="21"/>
-          <w:szCs w:val="21"/>
-        </w:rPr>
-        <w:t xml:space="preserve"> push -u origin main</w:t>
-      </w:r>
-    </w:p>
-    <w:p>
-      <w:pPr>
-        <w:ind w:left="360"/>
-      </w:pPr>
-      <w:r>
-        <w:t xml:space="preserve">$ </w:t>
-      </w:r>
-      <w:proofErr w:type="spellStart"/>
-      <w:proofErr w:type="gramStart"/>
-      <w:r>
-        <w:t>git</w:t>
-      </w:r>
-      <w:proofErr w:type="spellEnd"/>
-      <w:proofErr w:type="gramEnd"/>
-      <w:r>
-        <w:t xml:space="preserve"> branch </w:t>
-      </w:r>
-      <w:proofErr w:type="spellStart"/>
-      <w:r>
-        <w:t>atiqur</w:t>
-      </w:r>
-      <w:proofErr w:type="spellEnd"/>
-    </w:p>
-    <w:p>
-      <w:pPr>
-        <w:ind w:left="360"/>
-      </w:pPr>
-    </w:p>
-    <w:p>
-      <w:pPr>
-        <w:ind w:left="360"/>
-      </w:pPr>
-      <w:proofErr w:type="spellStart"/>
-      <w:r>
-        <w:t>theatiq@theatiq</w:t>
-      </w:r>
-      <w:proofErr w:type="spellEnd"/>
-      <w:r>
-        <w:t xml:space="preserve"> MINGW64 /d/Programming-Hero/Projects/Github-Collaboration/simple-landing-page (main)</w:t>
-      </w:r>
-    </w:p>
-    <w:p>
-      <w:pPr>
-        <w:ind w:left="360"/>
-      </w:pPr>
-      <w:r>
-        <w:t xml:space="preserve">$ </w:t>
-      </w:r>
-      <w:proofErr w:type="spellStart"/>
-      <w:proofErr w:type="gramStart"/>
-      <w:r>
-        <w:t>git</w:t>
-      </w:r>
-      <w:proofErr w:type="spellEnd"/>
-      <w:proofErr w:type="gramEnd"/>
-      <w:r>
-        <w:t xml:space="preserve"> branch</w:t>
+        <w:t>git push -u origin main</w:t>
+      </w:r>
+    </w:p>
+    <w:p>
+      <w:pPr>
+        <w:ind w:left="360"/>
+      </w:pPr>
+      <w:r>
+        <w:t>$ git branch atiqur</w:t>
+      </w:r>
+    </w:p>
+    <w:p>
+      <w:pPr>
+        <w:ind w:left="360"/>
+      </w:pPr>
+    </w:p>
+    <w:p>
+      <w:pPr>
+        <w:ind w:left="360"/>
+      </w:pPr>
+      <w:r>
+        <w:t>theatiq@theatiq MINGW64 /d/Programming-Hero/Projects/Github-Collaboration/simple-landing-page (main)</w:t>
+      </w:r>
+    </w:p>
+    <w:p>
+      <w:pPr>
+        <w:ind w:left="360"/>
+      </w:pPr>
+      <w:r>
+        <w:t>$ git branch</w:t>
+      </w:r>
+    </w:p>
+    <w:p>
+      <w:pPr>
+        <w:ind w:left="360"/>
+      </w:pPr>
+      <w:r>
+        <w:t xml:space="preserve">  atiqur</w:t>
+      </w:r>
+    </w:p>
+    <w:p>
+      <w:pPr>
+        <w:ind w:left="360"/>
+      </w:pPr>
+      <w:r>
+        <w:t>* main</w:t>
+      </w:r>
+    </w:p>
+    <w:p>
+      <w:pPr>
+        <w:ind w:left="360"/>
+      </w:pPr>
+      <w:r>
+        <w:t>$ git checkout atiqur</w:t>
+      </w:r>
+    </w:p>
+    <w:p>
+      <w:pPr>
+        <w:ind w:left="360"/>
+      </w:pPr>
+      <w:r>
+        <w:t>Switched to branch 'atiqur'</w:t>
+      </w:r>
+    </w:p>
+    <w:p>
+      <w:pPr>
+        <w:ind w:left="360"/>
+      </w:pPr>
+    </w:p>
+    <w:p>
+      <w:pPr>
+        <w:ind w:left="360"/>
+      </w:pPr>
+      <w:r>
+        <w:t>theatiq@theatiq MINGW64 /d/Programming-Hero/Projects/Github-Collaboration/simple-landing-page (atiqur)</w:t>
+      </w:r>
+    </w:p>
+    <w:p>
+      <w:pPr>
+        <w:ind w:left="360"/>
+      </w:pPr>
+      <w:r>
+        <w:t>$ git branch</w:t>
+      </w:r>
+    </w:p>
+    <w:p>
+      <w:pPr>
+        <w:ind w:left="360"/>
+      </w:pPr>
+      <w:r>
+        <w:t>* atiqur</w:t>
       </w:r>
     </w:p>
     <w:p>
@@ -257,132 +219,6 @@
       <w:r>
         <w:t xml:space="preserve">  </w:t>
       </w:r>
-      <w:proofErr w:type="spellStart"/>
-      <w:proofErr w:type="gramStart"/>
-      <w:r>
-        <w:t>atiqur</w:t>
-      </w:r>
-      <w:proofErr w:type="spellEnd"/>
-      <w:proofErr w:type="gramEnd"/>
-    </w:p>
-    <w:p>
-      <w:pPr>
-        <w:ind w:left="360"/>
-      </w:pPr>
-      <w:r>
-        <w:t xml:space="preserve">* </w:t>
-      </w:r>
-      <w:proofErr w:type="gramStart"/>
-      <w:r>
-        <w:t>main</w:t>
-      </w:r>
-      <w:proofErr w:type="gramEnd"/>
-    </w:p>
-    <w:p>
-      <w:pPr>
-        <w:ind w:left="360"/>
-      </w:pPr>
-      <w:r>
-        <w:t xml:space="preserve">$ </w:t>
-      </w:r>
-      <w:proofErr w:type="spellStart"/>
-      <w:proofErr w:type="gramStart"/>
-      <w:r>
-        <w:t>git</w:t>
-      </w:r>
-      <w:proofErr w:type="spellEnd"/>
-      <w:proofErr w:type="gramEnd"/>
-      <w:r>
-        <w:t xml:space="preserve"> checkout </w:t>
-      </w:r>
-      <w:proofErr w:type="spellStart"/>
-      <w:r>
-        <w:t>atiqur</w:t>
-      </w:r>
-      <w:proofErr w:type="spellEnd"/>
-    </w:p>
-    <w:p>
-      <w:pPr>
-        <w:ind w:left="360"/>
-      </w:pPr>
-      <w:r>
-        <w:t>Switched to branch '</w:t>
-      </w:r>
-      <w:proofErr w:type="spellStart"/>
-      <w:r>
-        <w:t>atiqur</w:t>
-      </w:r>
-      <w:proofErr w:type="spellEnd"/>
-      <w:r>
-        <w:t>'</w:t>
-      </w:r>
-    </w:p>
-    <w:p>
-      <w:pPr>
-        <w:ind w:left="360"/>
-      </w:pPr>
-    </w:p>
-    <w:p>
-      <w:pPr>
-        <w:ind w:left="360"/>
-      </w:pPr>
-      <w:proofErr w:type="spellStart"/>
-      <w:r>
-        <w:t>theatiq@theatiq</w:t>
-      </w:r>
-      <w:proofErr w:type="spellEnd"/>
-      <w:r>
-        <w:t xml:space="preserve"> MINGW64 /d/Programming-Hero/Projects/Github-Collaboration/simple-landing-page (</w:t>
-      </w:r>
-      <w:proofErr w:type="spellStart"/>
-      <w:r>
-        <w:t>atiqur</w:t>
-      </w:r>
-      <w:proofErr w:type="spellEnd"/>
-      <w:r>
-        <w:t>)</w:t>
-      </w:r>
-    </w:p>
-    <w:p>
-      <w:pPr>
-        <w:ind w:left="360"/>
-      </w:pPr>
-      <w:r>
-        <w:t xml:space="preserve">$ </w:t>
-      </w:r>
-      <w:proofErr w:type="spellStart"/>
-      <w:proofErr w:type="gramStart"/>
-      <w:r>
-        <w:t>git</w:t>
-      </w:r>
-      <w:proofErr w:type="spellEnd"/>
-      <w:proofErr w:type="gramEnd"/>
-      <w:r>
-        <w:t xml:space="preserve"> branch</w:t>
-      </w:r>
-    </w:p>
-    <w:p>
-      <w:pPr>
-        <w:ind w:left="360"/>
-      </w:pPr>
-      <w:r>
-        <w:t xml:space="preserve">* </w:t>
-      </w:r>
-      <w:proofErr w:type="spellStart"/>
-      <w:proofErr w:type="gramStart"/>
-      <w:r>
-        <w:t>atiqur</w:t>
-      </w:r>
-      <w:proofErr w:type="spellEnd"/>
-      <w:proofErr w:type="gramEnd"/>
-    </w:p>
-    <w:p>
-      <w:pPr>
-        <w:ind w:left="360"/>
-      </w:pPr>
-      <w:r>
-        <w:t xml:space="preserve">  </w:t>
-      </w:r>
       <w:r>
         <w:t>M</w:t>
       </w:r>
@@ -395,77 +231,28 @@
         <w:ind w:left="360"/>
       </w:pPr>
       <w:r>
-        <w:t xml:space="preserve">$ </w:t>
-      </w:r>
-      <w:proofErr w:type="spellStart"/>
-      <w:proofErr w:type="gramStart"/>
-      <w:r>
-        <w:t>git</w:t>
-      </w:r>
-      <w:proofErr w:type="spellEnd"/>
-      <w:proofErr w:type="gramEnd"/>
-      <w:r>
-        <w:t xml:space="preserve"> branch -d </w:t>
-      </w:r>
-      <w:proofErr w:type="spellStart"/>
-      <w:r>
-        <w:t>atiqur</w:t>
-      </w:r>
-      <w:proofErr w:type="spellEnd"/>
-    </w:p>
-    <w:p>
-      <w:pPr>
-        <w:ind w:left="360"/>
-      </w:pPr>
-      <w:proofErr w:type="gramStart"/>
-      <w:r>
-        <w:t>error</w:t>
-      </w:r>
-      <w:proofErr w:type="gramEnd"/>
-      <w:r>
-        <w:t>: cannot delete branch '</w:t>
-      </w:r>
-      <w:proofErr w:type="spellStart"/>
-      <w:r>
-        <w:t>atiqur</w:t>
-      </w:r>
-      <w:proofErr w:type="spellEnd"/>
-      <w:r>
-        <w:t xml:space="preserve">' used by </w:t>
-      </w:r>
-      <w:proofErr w:type="spellStart"/>
-      <w:r>
-        <w:t>worktree</w:t>
-      </w:r>
-      <w:proofErr w:type="spellEnd"/>
-      <w:r>
-        <w:t xml:space="preserve"> at 'D:/Programming-Hero/Projects/Github-Collaboration/simple-landing-page'</w:t>
-      </w:r>
-    </w:p>
-    <w:p>
-      <w:pPr>
-        <w:ind w:left="360"/>
-      </w:pPr>
-    </w:p>
-    <w:p>
-      <w:pPr>
-        <w:ind w:left="360"/>
-      </w:pPr>
-      <w:proofErr w:type="spellStart"/>
-      <w:r>
-        <w:t>theatiq@theatiq</w:t>
-      </w:r>
-      <w:proofErr w:type="spellEnd"/>
-      <w:r>
-        <w:t xml:space="preserve"> MINGW64 /d/Programming-Hero/Projects/Github-Collaboration/simple-landing-page (</w:t>
-      </w:r>
-      <w:proofErr w:type="spellStart"/>
-      <w:r>
-        <w:t>atiqur</w:t>
-      </w:r>
-      <w:proofErr w:type="spellEnd"/>
-      <w:r>
-        <w:t>)</w:t>
+        <w:t>$ git branch -d atiqur</w:t>
+      </w:r>
+    </w:p>
+    <w:p>
+      <w:pPr>
+        <w:ind w:left="360"/>
+      </w:pPr>
+      <w:r>
+        <w:t>error: cannot delete branch 'atiqur' used by worktree at 'D:/Programming-Hero/Projects/Github-Collaboration/simple-landing-page'</w:t>
+      </w:r>
+    </w:p>
+    <w:p>
+      <w:pPr>
+        <w:ind w:left="360"/>
+      </w:pPr>
+    </w:p>
+    <w:p>
+      <w:pPr>
+        <w:ind w:left="360"/>
+      </w:pPr>
+      <w:r>
+        <w:t>theatiq@theatiq MINGW64 /d/Programming-Hero/Projects/Github-Collaboration/simple-landing-page (atiqur)</w:t>
       </w:r>
     </w:p>
     <w:p>
@@ -474,17 +261,7 @@
       </w:pPr>
       <w:r>
         <w:lastRenderedPageBreak/>
-        <w:t xml:space="preserve">$ </w:t>
-      </w:r>
-      <w:proofErr w:type="spellStart"/>
-      <w:proofErr w:type="gramStart"/>
-      <w:r>
-        <w:t>git</w:t>
-      </w:r>
-      <w:proofErr w:type="spellEnd"/>
-      <w:proofErr w:type="gramEnd"/>
-      <w:r>
-        <w:t xml:space="preserve"> checkout main</w:t>
+        <w:t>$ git checkout main</w:t>
       </w:r>
     </w:p>
     <w:p>
@@ -512,76 +289,366 @@
       <w:pPr>
         <w:ind w:left="360"/>
       </w:pPr>
-      <w:proofErr w:type="spellStart"/>
-      <w:r>
-        <w:t>theatiq@theatiq</w:t>
-      </w:r>
-      <w:proofErr w:type="spellEnd"/>
-      <w:r>
-        <w:t xml:space="preserve"> MINGW64 /d/Programming-Hero/Projects/Github-Collaboration/simple-landing-page (main)</w:t>
-      </w:r>
-    </w:p>
-    <w:p>
-      <w:pPr>
-        <w:ind w:left="360"/>
-      </w:pPr>
-      <w:r>
-        <w:t xml:space="preserve">$ </w:t>
-      </w:r>
-      <w:proofErr w:type="spellStart"/>
-      <w:proofErr w:type="gramStart"/>
-      <w:r>
-        <w:t>git</w:t>
-      </w:r>
-      <w:proofErr w:type="spellEnd"/>
-      <w:proofErr w:type="gramEnd"/>
-      <w:r>
-        <w:t xml:space="preserve"> branch -d </w:t>
-      </w:r>
-      <w:proofErr w:type="spellStart"/>
-      <w:r>
-        <w:t>atiqur</w:t>
-      </w:r>
-      <w:proofErr w:type="spellEnd"/>
-    </w:p>
-    <w:p>
-      <w:pPr>
-        <w:ind w:left="360"/>
-      </w:pPr>
-      <w:r>
-        <w:t xml:space="preserve">Deleted branch </w:t>
-      </w:r>
-      <w:proofErr w:type="spellStart"/>
-      <w:r>
-        <w:t>atiqur</w:t>
-      </w:r>
-      <w:proofErr w:type="spellEnd"/>
-      <w:r>
-        <w:t xml:space="preserve"> (was </w:t>
-      </w:r>
-      <w:proofErr w:type="spellStart"/>
-      <w:r>
-        <w:t>ccabedf</w:t>
-      </w:r>
-      <w:proofErr w:type="spellEnd"/>
-      <w:r>
-        <w:t>).</w:t>
-      </w:r>
-    </w:p>
-    <w:p>
-      <w:pPr>
-        <w:ind w:left="360"/>
-      </w:pPr>
-    </w:p>
-    <w:p>
-      <w:pPr>
-        <w:ind w:left="360"/>
-      </w:pPr>
-      <w:r>
-        <w:t>73.3: 8.11</w:t>
+      <w:r>
+        <w:t>theatiq@theatiq MINGW64 /d/Programming-Hero/Projects/Github-Collaboration/simple-landing-page (main)</w:t>
+      </w:r>
+    </w:p>
+    <w:p>
+      <w:pPr>
+        <w:ind w:left="360"/>
+      </w:pPr>
+      <w:r>
+        <w:t>$ git branch -d atiqur</w:t>
+      </w:r>
+    </w:p>
+    <w:p>
+      <w:pPr>
+        <w:ind w:left="360"/>
+      </w:pPr>
+      <w:r>
+        <w:t>Deleted branch atiqur (was ccabedf).</w:t>
+      </w:r>
+    </w:p>
+    <w:p>
+      <w:pPr>
+        <w:ind w:left="360"/>
+      </w:pPr>
+    </w:p>
+    <w:p>
+      <w:pPr>
+        <w:ind w:left="360"/>
+      </w:pPr>
+      <w:r>
+        <w:t>theatiq@theatiq MINGW64 /d/Programming-Hero/Projects/Github-Collaboration/simple-landing-page (atiqur)</w:t>
+      </w:r>
+    </w:p>
+    <w:p>
+      <w:pPr>
+        <w:ind w:left="360"/>
+      </w:pPr>
+      <w:r>
+        <w:t>$ git branch</w:t>
+      </w:r>
+    </w:p>
+    <w:p>
+      <w:pPr>
+        <w:ind w:left="360"/>
+      </w:pPr>
+      <w:r>
+        <w:t>* atiqur</w:t>
+      </w:r>
+    </w:p>
+    <w:p>
+      <w:pPr>
+        <w:ind w:left="360"/>
+      </w:pPr>
+      <w:r>
+        <w:t xml:space="preserve">  main</w:t>
+      </w:r>
+    </w:p>
+    <w:p>
+      <w:pPr>
+        <w:ind w:left="360"/>
+      </w:pPr>
+    </w:p>
+    <w:p>
+      <w:pPr>
+        <w:ind w:left="360"/>
+      </w:pPr>
+      <w:r>
+        <w:t>theatiq@theatiq MINGW64 /d/Programming-Hero/Projects/Github-Collaboration/simple-landing-page (atiqur)</w:t>
+      </w:r>
+    </w:p>
+    <w:p>
+      <w:pPr>
+        <w:ind w:left="360"/>
+      </w:pPr>
+      <w:r>
+        <w:t>$ git add .</w:t>
+      </w:r>
+    </w:p>
+    <w:p>
+      <w:pPr>
+        <w:ind w:left="360"/>
+      </w:pPr>
+    </w:p>
+    <w:p>
+      <w:pPr>
+        <w:ind w:left="360"/>
+      </w:pPr>
+      <w:r>
+        <w:t>theatiq@theatiq MINGW64 /d/Programming-Hero/Projects/Github-Collaboration/simple-landing-page (atiqur)</w:t>
+      </w:r>
+    </w:p>
+    <w:p>
+      <w:pPr>
+        <w:ind w:left="360"/>
+      </w:pPr>
+      <w:r>
+        <w:t>$ git commit -m "Accordian added"</w:t>
+      </w:r>
+    </w:p>
+    <w:p>
+      <w:pPr>
+        <w:ind w:left="360"/>
+      </w:pPr>
+      <w:r>
+        <w:t>[atiqur 0c79cfc] Accordian added</w:t>
+      </w:r>
+    </w:p>
+    <w:p>
+      <w:pPr>
+        <w:ind w:left="360"/>
+      </w:pPr>
+      <w:r>
+        <w:t xml:space="preserve"> 4 files changed, 0 insertions(+), 0 deletions(-)</w:t>
+      </w:r>
+    </w:p>
+    <w:p>
+      <w:pPr>
+        <w:ind w:left="360"/>
+      </w:pPr>
+      <w:r>
+        <w:t xml:space="preserve"> create mode 100644 gpt.docx</w:t>
+      </w:r>
+    </w:p>
+    <w:p>
+      <w:pPr>
+        <w:ind w:left="360"/>
+      </w:pPr>
+      <w:r>
+        <w:t xml:space="preserve"> delete mode 100644 ~WRL3725.tmp</w:t>
+      </w:r>
+    </w:p>
+    <w:p>
+      <w:pPr>
+        <w:ind w:left="360"/>
+      </w:pPr>
+    </w:p>
+    <w:p>
+      <w:pPr>
+        <w:ind w:left="360"/>
+      </w:pPr>
+      <w:r>
+        <w:t>theatiq@theatiq MINGW64 /d/Programming-Hero/Projects/Github-Collaboration/simple-landing-page (atiqur)</w:t>
+      </w:r>
+    </w:p>
+    <w:p>
+      <w:pPr>
+        <w:ind w:left="360"/>
+      </w:pPr>
+      <w:r>
+        <w:t>$ git push</w:t>
+      </w:r>
+    </w:p>
+    <w:p>
+      <w:pPr>
+        <w:ind w:left="360"/>
+      </w:pPr>
+      <w:r>
+        <w:lastRenderedPageBreak/>
+        <w:t>fatal: The current branch atiqur has no upstream branch.</w:t>
+      </w:r>
+    </w:p>
+    <w:p>
+      <w:pPr>
+        <w:ind w:left="360"/>
+      </w:pPr>
+      <w:r>
+        <w:t>To push the current branch and set the remote as upstream, use</w:t>
+      </w:r>
+    </w:p>
+    <w:p>
+      <w:pPr>
+        <w:ind w:left="360"/>
+      </w:pPr>
+    </w:p>
+    <w:p>
+      <w:pPr>
+        <w:ind w:left="360"/>
+      </w:pPr>
+      <w:r>
+        <w:t xml:space="preserve">    git push --set-upstream origin atiqur</w:t>
+      </w:r>
+    </w:p>
+    <w:p>
+      <w:pPr>
+        <w:ind w:left="360"/>
+      </w:pPr>
+    </w:p>
+    <w:p>
+      <w:pPr>
+        <w:ind w:left="360"/>
+      </w:pPr>
+      <w:r>
+        <w:t>To have this happen automatically for branches without a tracking</w:t>
+      </w:r>
+    </w:p>
+    <w:p>
+      <w:pPr>
+        <w:ind w:left="360"/>
+      </w:pPr>
+      <w:r>
+        <w:t>upstream, see 'push.autoSetupRemote' in 'git help config'.</w:t>
+      </w:r>
+    </w:p>
+    <w:p>
+      <w:pPr>
+        <w:ind w:left="360"/>
+      </w:pPr>
+    </w:p>
+    <w:p>
+      <w:pPr>
+        <w:ind w:left="360"/>
+      </w:pPr>
+    </w:p>
+    <w:p>
+      <w:pPr>
+        <w:ind w:left="360"/>
+      </w:pPr>
+      <w:r>
+        <w:t>theatiq@theatiq MINGW64 /d/Programming-Hero/Projects/Github-Collaboration/simple-landing-page (atiqur)</w:t>
+      </w:r>
+    </w:p>
+    <w:p>
+      <w:pPr>
+        <w:ind w:left="360"/>
+      </w:pPr>
+      <w:r>
+        <w:t>$ git push origin atiqur</w:t>
+      </w:r>
+    </w:p>
+    <w:p>
+      <w:pPr>
+        <w:ind w:left="360"/>
+      </w:pPr>
+      <w:r>
+        <w:t>Enumerating objects: 13, done.</w:t>
+      </w:r>
+    </w:p>
+    <w:p>
+      <w:pPr>
+        <w:ind w:left="360"/>
+      </w:pPr>
+      <w:r>
+        <w:t>Counting objects: 100% (13/13), done.</w:t>
+      </w:r>
+    </w:p>
+    <w:p>
+      <w:pPr>
+        <w:ind w:left="360"/>
+      </w:pPr>
+      <w:r>
+        <w:t>Delta compression using up to 4 threads</w:t>
+      </w:r>
+    </w:p>
+    <w:p>
+      <w:pPr>
+        <w:ind w:left="360"/>
+      </w:pPr>
+      <w:r>
+        <w:t>Compressing objects: 100% (11/11), done.</w:t>
+      </w:r>
+    </w:p>
+    <w:p>
+      <w:pPr>
+        <w:ind w:left="360"/>
+      </w:pPr>
+      <w:r>
+        <w:t>Writing objects: 100% (11/11), 35.52 KiB | 1.78 MiB/s, done.</w:t>
+      </w:r>
+    </w:p>
+    <w:p>
+      <w:pPr>
+        <w:ind w:left="360"/>
+      </w:pPr>
+      <w:r>
+        <w:t>Total 11 (delta 3), reused 0 (delta 0), pack-reused 0 (from 0)</w:t>
+      </w:r>
+    </w:p>
+    <w:p>
+      <w:pPr>
+        <w:ind w:left="360"/>
+      </w:pPr>
+      <w:r>
+        <w:t>remote: Resolving deltas: 100% (3/3), completed with 1 local object.</w:t>
+      </w:r>
+    </w:p>
+    <w:p>
+      <w:pPr>
+        <w:ind w:left="360"/>
+      </w:pPr>
+      <w:r>
+        <w:t>remote:</w:t>
+      </w:r>
+    </w:p>
+    <w:p>
+      <w:pPr>
+        <w:ind w:left="360"/>
+      </w:pPr>
+      <w:r>
+        <w:t>remote: Create a pull request for 'atiqur' on GitHub by visiting:</w:t>
+      </w:r>
+    </w:p>
+    <w:p>
+      <w:pPr>
+        <w:ind w:left="360"/>
+      </w:pPr>
+      <w:r>
+        <w:t xml:space="preserve">remote:      https://github.com/theatiq/simple-landing-page/pull/new/atiqur       </w:t>
+      </w:r>
+    </w:p>
+    <w:p>
+      <w:pPr>
+        <w:ind w:left="360"/>
+      </w:pPr>
+      <w:r>
+        <w:t>remote:</w:t>
+      </w:r>
+    </w:p>
+    <w:p>
+      <w:pPr>
+        <w:ind w:left="360"/>
+      </w:pPr>
+      <w:r>
+        <w:t>To https://github.com/theatiq/simple-landing-page.git</w:t>
+      </w:r>
+    </w:p>
+    <w:p>
+      <w:pPr>
+        <w:ind w:left="360"/>
+      </w:pPr>
+      <w:r>
+        <w:t xml:space="preserve"> * [new branch]      atiqur -&gt; atiqur</w:t>
+      </w:r>
+    </w:p>
+    <w:p>
+      <w:pPr>
+        <w:ind w:left="360"/>
+      </w:pPr>
+    </w:p>
+    <w:p>
+      <w:pPr>
+        <w:ind w:left="360"/>
+      </w:pPr>
+      <w:r>
+        <w:t>theatiq@theatiq MINGW64 /d/Programming-Hero/Projects/Github-Collaboration/simple-landing-page (atiqur)</w:t>
+      </w:r>
+    </w:p>
+    <w:p>
+      <w:pPr>
+        <w:ind w:left="360"/>
+      </w:pPr>
+      <w:r>
+        <w:t>$</w:t>
       </w:r>
       <w:bookmarkStart w:id="0" w:name="_GoBack"/>
       <w:bookmarkEnd w:id="0"/>
+    </w:p>
+    <w:p>
+      <w:pPr>
+        <w:ind w:left="360"/>
+      </w:pPr>
     </w:p>
     <w:sectPr>
       <w:pgSz w:w="12240" w:h="15840"/>
